--- a/docs/MLB_Model_V2_Stats_Catalog.docx
+++ b/docs/MLB_Model_V2_Stats_Catalog.docx
@@ -20,7 +20,7 @@
           <w:i/>
           <w:sz w:val="24"/>
         </w:rPr>
-        <w:t>Every stat this pipeline can pull, as of July 11, 2026</w:t>
+        <w:t>Every stat this pipeline can pull, as of July 31, 2026</w:t>
       </w:r>
     </w:p>
     <w:p/>
